--- a/docs/demo/AUDIT_REPORT.docx
+++ b/docs/demo/AUDIT_REPORT.docx
@@ -246,7 +246,7 @@
                 <w:i w:val="0"/>
                 <w:sz w:val="18"/>
               </w:rPr>
-              <w:t xml:space="preserve"> · 90.6 s · 1920x1080 · 30 fps · silent</w:t>
+              <w:t xml:space="preserve"> · 92.8 s · 1920x1080 · 30 fps · silent</w:t>
             </w:r>
           </w:p>
         </w:tc>
@@ -288,7 +288,7 @@
                 <w:i w:val="0"/>
                 <w:sz w:val="18"/>
               </w:rPr>
-              <w:t>2026-10-14 14:16</w:t>
+              <w:t>2026-10-14 18:46</w:t>
             </w:r>
           </w:p>
         </w:tc>
@@ -328,7 +328,7 @@
                 <w:i w:val="0"/>
                 <w:sz w:val="18"/>
               </w:rPr>
-              <w:t>63 pass · 0 fail · 1 manual (of 64 figures)</w:t>
+              <w:t>67 pass · 0 fail · 1 manual (of 68 figures)</w:t>
             </w:r>
           </w:p>
         </w:tc>
@@ -2207,7 +2207,7 @@
                 <w:i w:val="0"/>
                 <w:sz w:val="14"/>
               </w:rPr>
-              <w:t>the twin itself is 3.3% low / −3.3% demand bias</w:t>
+              <w:t>the twin's demand runs 3.3% low / −3.3% demand bias</w:t>
             </w:r>
           </w:p>
         </w:tc>
@@ -6529,7 +6529,7 @@
                 <w:i w:val="0"/>
                 <w:sz w:val="14"/>
               </w:rPr>
-              <w:t>1 review 2d −143,755 · 2 trucks −2 −50,217 · 3 trucks −4 −56,085 · 4 trucks −6 −44,795 · 5 trucks −8 −46,004 · 6 promo-aware −20,339 · 7 z 0.84 −49,375 · 8 nothing passes</w:t>
+              <w:t>1 every 2 days −143,755 · 2 trucks −2 −50,217 · 3 trucks −4 −56,085 · 4 trucks −6 −44,795 · 5 trucks −8 −46,004 · 6 promo-aware −20,339 · 7 safety z 0.84 −49,375 · 8 nothing passes</w:t>
             </w:r>
           </w:p>
         </w:tc>
@@ -7489,7 +7489,7 @@
                 <w:i w:val="0"/>
                 <w:sz w:val="14"/>
               </w:rPr>
-              <w:t>fill −0.13 pts</w:t>
+              <w:t>fill rate −0.13 pts</w:t>
             </w:r>
           </w:p>
         </w:tc>
@@ -7809,7 +7809,7 @@
                 <w:i w:val="0"/>
                 <w:sz w:val="14"/>
               </w:rPr>
-              <w:t>searched plan: z=0.84 review=2d cover=1d trucks-8 promo_aware=yes</w:t>
+              <w:t>searched plan: order every 2 days · safety z 0.84 · 8 fewer trucks · promo-aware</w:t>
             </w:r>
           </w:p>
         </w:tc>
@@ -7867,7 +7867,7 @@
                 <w:i w:val="0"/>
                 <w:sz w:val="14"/>
               </w:rPr>
-              <w:t>final</w:t>
+              <w:t>final (start = z=1.28 review=1d cover=1d trucks+0 promo_aware=no)</w:t>
             </w:r>
           </w:p>
         </w:tc>
@@ -7886,7 +7886,7 @@
                 <w:i w:val="0"/>
                 <w:sz w:val="14"/>
               </w:rPr>
-              <w:t>-</w:t>
+              <w:t>review=2d → order every 2 days; z=0.84 → safety z 0.84; trucks-8 → 8 fewer trucks; promo_aware=yes → promo-aware</w:t>
             </w:r>
           </w:p>
         </w:tc>
@@ -9729,7 +9729,7 @@
                 <w:i w:val="0"/>
                 <w:sz w:val="14"/>
               </w:rPr>
-              <w:t>−0.13 · −407,200 cost · holds</w:t>
+              <w:t>Promo quarter · tuned on: −16.6% cost · −0.13 · TRAP</w:t>
             </w:r>
           </w:p>
         </w:tc>
@@ -9787,7 +9787,7 @@
                 <w:i w:val="0"/>
                 <w:sz w:val="14"/>
               </w:rPr>
-              <w:t>scenario=promo</w:t>
+              <w:t>scenario=promo: fill_diff_pts, cost_diff / baseline_cost, accepted</w:t>
             </w:r>
           </w:p>
         </w:tc>
@@ -9806,7 +9806,7 @@
                 <w:i w:val="0"/>
                 <w:sz w:val="14"/>
               </w:rPr>
-              <w:t>-</w:t>
+              <w:t>-407,200 / 2,458,347 x 100 = -16.6%</w:t>
             </w:r>
           </w:p>
         </w:tc>
@@ -9825,7 +9825,7 @@
                 <w:i w:val="0"/>
                 <w:sz w:val="14"/>
               </w:rPr>
-              <w:t>direct</w:t>
+              <w:t>derived</w:t>
             </w:r>
           </w:p>
         </w:tc>
@@ -9887,7 +9887,7 @@
                 <w:i w:val="0"/>
                 <w:sz w:val="14"/>
               </w:rPr>
-              <w:t>−0.21 · −398,970 cost · fails</w:t>
+              <w:t>Normal quarter · cost −398,970 · −0.21 · FAILS</w:t>
             </w:r>
           </w:p>
         </w:tc>
@@ -10049,7 +10049,7 @@
                 <w:i w:val="0"/>
                 <w:sz w:val="14"/>
               </w:rPr>
-              <w:t>−1.88 · +63,322 cost · 1,336 late loads · fails</w:t>
+              <w:t>Fleet 20% down · cost +63,322 · −1.88 · FAILS · 1,336 loads a quarter arrive late</w:t>
             </w:r>
           </w:p>
         </w:tc>
@@ -10126,7 +10126,7 @@
                 <w:i w:val="0"/>
                 <w:sz w:val="14"/>
               </w:rPr>
-              <w:t>late loads = final_late_loads (mean over 30 seeds) rounded</w:t>
+              <w:t>late loads = final_late_loads (mean over 30 hold-out seeds, one 91-day quarter) rounded</w:t>
             </w:r>
           </w:p>
         </w:tc>
@@ -10207,7 +10207,7 @@
                 <w:i w:val="0"/>
                 <w:sz w:val="14"/>
               </w:rPr>
-              <w:t>0.2-pt limit</w:t>
+              <w:t>0.2 limit / past 0.2 pts fails</w:t>
             </w:r>
           </w:p>
         </w:tc>
@@ -10248,7 +10248,7 @@
                 <w:i w:val="0"/>
                 <w:sz w:val="11"/>
               </w:rPr>
-              <w:t>src/supply_twin/harness.py:29</w:t>
+              <w:t>src/supply_twin/harness.py:29, :79-80</w:t>
             </w:r>
           </w:p>
         </w:tc>
@@ -10268,7 +10268,7 @@
                 <w:i w:val="0"/>
                 <w:sz w:val="14"/>
               </w:rPr>
-              <w:t>FILL_NON_INFERIORITY = 0.002</w:t>
+              <w:t>FILL_NON_INFERIORITY = 0.002 on the lower bound of the fill change</w:t>
             </w:r>
           </w:p>
         </w:tc>
@@ -10369,7 +10369,7 @@
                 <w:i w:val="0"/>
                 <w:sz w:val="14"/>
               </w:rPr>
-              <w:t>Ordering every 2 days alone is the robust win.</w:t>
+              <w:t>Re-test every plan on all 3 scenarios · The run re-tests the searched plan on every scenario</w:t>
             </w:r>
           </w:p>
         </w:tc>
@@ -10408,6 +10408,166 @@
                 <w:i w:val="0"/>
                 <w:sz w:val="11"/>
               </w:rPr>
+              <w:t>src/supply_twin/cli.py:65-82 (cmd_evaluate), :157-181 (cmd_robustness), :219-222 (called after the search)</w:t>
+            </w:r>
+          </w:p>
+        </w:tc>
+        <w:tc>
+          <w:tcPr>
+            <w:tcW w:type="dxa" w:w="1644"/>
+          </w:tcPr>
+          <w:p>
+            <w:pPr>
+              <w:spacing w:after="0"/>
+            </w:pPr>
+            <w:r/>
+            <w:r>
+              <w:rPr>
+                <w:b w:val="0"/>
+                <w:i w:val="0"/>
+                <w:sz w:val="14"/>
+              </w:rPr>
+              <w:t>for ... in SCENARIOS.items(); cmd_robustness(...)</w:t>
+            </w:r>
+          </w:p>
+        </w:tc>
+        <w:tc>
+          <w:tcPr>
+            <w:tcW w:type="dxa" w:w="1644"/>
+          </w:tcPr>
+          <w:p>
+            <w:pPr>
+              <w:spacing w:after="0"/>
+            </w:pPr>
+            <w:r/>
+            <w:r>
+              <w:rPr>
+                <w:b w:val="0"/>
+                <w:i w:val="0"/>
+                <w:sz w:val="14"/>
+              </w:rPr>
+              <w:t>-</w:t>
+            </w:r>
+          </w:p>
+        </w:tc>
+        <w:tc>
+          <w:tcPr>
+            <w:tcW w:type="dxa" w:w="850"/>
+          </w:tcPr>
+          <w:p>
+            <w:pPr>
+              <w:spacing w:after="0"/>
+            </w:pPr>
+            <w:r/>
+            <w:r>
+              <w:rPr>
+                <w:b w:val="0"/>
+                <w:i w:val="0"/>
+                <w:sz w:val="14"/>
+              </w:rPr>
+              <w:t>direct</w:t>
+            </w:r>
+          </w:p>
+        </w:tc>
+        <w:tc>
+          <w:tcPr>
+            <w:tcW w:type="dxa" w:w="1361"/>
+          </w:tcPr>
+          <w:p>
+            <w:pPr>
+              <w:spacing w:after="0"/>
+            </w:pPr>
+            <w:r/>
+            <w:r>
+              <w:rPr>
+                <w:b w:val="0"/>
+                <w:i w:val="0"/>
+                <w:sz w:val="14"/>
+              </w:rPr>
+              <w:t>✓ verified</w:t>
+            </w:r>
+          </w:p>
+        </w:tc>
+      </w:tr>
+      <w:tr>
+        <w:tc>
+          <w:tcPr>
+            <w:tcW w:type="dxa" w:w="567"/>
+            <w:shd w:val="clear" w:color="auto" w:fill="F3F4F6"/>
+          </w:tcPr>
+          <w:p>
+            <w:pPr>
+              <w:spacing w:after="0"/>
+            </w:pPr>
+            <w:r/>
+            <w:r>
+              <w:rPr>
+                <w:rFonts w:ascii="JetBrains Mono" w:hAnsi="JetBrains Mono" w:eastAsia="JetBrains Mono"/>
+                <w:b w:val="0"/>
+                <w:i w:val="0"/>
+                <w:sz w:val="11"/>
+              </w:rPr>
+              <w:t>F-65</w:t>
+            </w:r>
+          </w:p>
+        </w:tc>
+        <w:tc>
+          <w:tcPr>
+            <w:tcW w:type="dxa" w:w="1474"/>
+            <w:shd w:val="clear" w:color="auto" w:fill="F3F4F6"/>
+          </w:tcPr>
+          <w:p>
+            <w:pPr>
+              <w:spacing w:after="0"/>
+            </w:pPr>
+            <w:r/>
+            <w:r>
+              <w:rPr>
+                <w:b w:val="0"/>
+                <w:i w:val="0"/>
+                <w:sz w:val="14"/>
+              </w:rPr>
+              <w:t>Promo quarter cost −142,008 −0.08 PASS · Normal quarter cost −169,129 +0.01 PASS · Fleet 20% down cost −200,926 +0.09 PASS</w:t>
+            </w:r>
+          </w:p>
+        </w:tc>
+        <w:tc>
+          <w:tcPr>
+            <w:tcW w:type="dxa" w:w="624"/>
+            <w:shd w:val="clear" w:color="auto" w:fill="F3F4F6"/>
+          </w:tcPr>
+          <w:p>
+            <w:pPr>
+              <w:spacing w:after="0"/>
+            </w:pPr>
+            <w:r/>
+            <w:r>
+              <w:rPr>
+                <w:b w:val="0"/>
+                <w:i w:val="0"/>
+                <w:sz w:val="14"/>
+              </w:rPr>
+              <w:t>09</w:t>
+            </w:r>
+          </w:p>
+        </w:tc>
+        <w:tc>
+          <w:tcPr>
+            <w:tcW w:type="dxa" w:w="1701"/>
+            <w:shd w:val="clear" w:color="auto" w:fill="F3F4F6"/>
+          </w:tcPr>
+          <w:p>
+            <w:pPr>
+              <w:spacing w:after="0"/>
+            </w:pPr>
+            <w:r/>
+            <w:r>
+              <w:rPr>
+                <w:rFonts w:ascii="JetBrains Mono" w:hAnsi="JetBrains Mono" w:eastAsia="JetBrains Mono"/>
+                <w:b w:val="0"/>
+                <w:i w:val="0"/>
+                <w:sz w:val="11"/>
+              </w:rPr>
               <w:t>outputs/strategy_table.csv</w:t>
             </w:r>
           </w:p>
@@ -10415,6 +10575,7 @@
         <w:tc>
           <w:tcPr>
             <w:tcW w:type="dxa" w:w="1644"/>
+            <w:shd w:val="clear" w:color="auto" w:fill="F3F4F6"/>
           </w:tcPr>
           <w:p>
             <w:pPr>
@@ -10427,13 +10588,14 @@
                 <w:i w:val="0"/>
                 <w:sz w:val="14"/>
               </w:rPr>
-              <w:t>strategy='order every 2 days', beats_current per scenario</w:t>
+              <w:t>strategy='order every 2 days', scenario in promo/base/fleet_outage: fill_vs_current_pts, cost_vs_current, beats_current</w:t>
             </w:r>
           </w:p>
         </w:tc>
         <w:tc>
           <w:tcPr>
             <w:tcW w:type="dxa" w:w="1644"/>
+            <w:shd w:val="clear" w:color="auto" w:fill="F3F4F6"/>
           </w:tcPr>
           <w:p>
             <w:pPr>
@@ -10453,6 +10615,7 @@
         <w:tc>
           <w:tcPr>
             <w:tcW w:type="dxa" w:w="850"/>
+            <w:shd w:val="clear" w:color="auto" w:fill="F3F4F6"/>
           </w:tcPr>
           <w:p>
             <w:pPr>
@@ -10465,7 +10628,484 @@
                 <w:i w:val="0"/>
                 <w:sz w:val="14"/>
               </w:rPr>
+              <w:t>direct</w:t>
+            </w:r>
+          </w:p>
+        </w:tc>
+        <w:tc>
+          <w:tcPr>
+            <w:tcW w:type="dxa" w:w="1361"/>
+            <w:shd w:val="clear" w:color="auto" w:fill="F3F4F6"/>
+          </w:tcPr>
+          <w:p>
+            <w:pPr>
+              <w:spacing w:after="0"/>
+            </w:pPr>
+            <w:r/>
+            <w:r>
+              <w:rPr>
+                <w:b w:val="0"/>
+                <w:i w:val="0"/>
+                <w:sz w:val="14"/>
+              </w:rPr>
+              <w:t>✓ verified</w:t>
+            </w:r>
+          </w:p>
+        </w:tc>
+      </w:tr>
+      <w:tr>
+        <w:tc>
+          <w:tcPr>
+            <w:tcW w:type="dxa" w:w="567"/>
+          </w:tcPr>
+          <w:p>
+            <w:pPr>
+              <w:spacing w:after="0"/>
+            </w:pPr>
+            <w:r/>
+            <w:r>
+              <w:rPr>
+                <w:rFonts w:ascii="JetBrains Mono" w:hAnsi="JetBrains Mono" w:eastAsia="JetBrains Mono"/>
+                <w:b w:val="0"/>
+                <w:i w:val="0"/>
+                <w:sz w:val="11"/>
+              </w:rPr>
+              <w:t>F-66</w:t>
+            </w:r>
+          </w:p>
+        </w:tc>
+        <w:tc>
+          <w:tcPr>
+            <w:tcW w:type="dxa" w:w="1474"/>
+          </w:tcPr>
+          <w:p>
+            <w:pPr>
+              <w:spacing w:after="0"/>
+            </w:pPr>
+            <w:r/>
+            <w:r>
+              <w:rPr>
+                <w:b w:val="0"/>
+                <w:i w:val="0"/>
+                <w:sz w:val="14"/>
+              </w:rPr>
+              <w:t>only this change passes all three</w:t>
+            </w:r>
+          </w:p>
+        </w:tc>
+        <w:tc>
+          <w:tcPr>
+            <w:tcW w:type="dxa" w:w="624"/>
+          </w:tcPr>
+          <w:p>
+            <w:pPr>
+              <w:spacing w:after="0"/>
+            </w:pPr>
+            <w:r/>
+            <w:r>
+              <w:rPr>
+                <w:b w:val="0"/>
+                <w:i w:val="0"/>
+                <w:sz w:val="14"/>
+              </w:rPr>
+              <w:t>09</w:t>
+            </w:r>
+          </w:p>
+        </w:tc>
+        <w:tc>
+          <w:tcPr>
+            <w:tcW w:type="dxa" w:w="1701"/>
+          </w:tcPr>
+          <w:p>
+            <w:pPr>
+              <w:spacing w:after="0"/>
+            </w:pPr>
+            <w:r/>
+            <w:r>
+              <w:rPr>
+                <w:rFonts w:ascii="JetBrains Mono" w:hAnsi="JetBrains Mono" w:eastAsia="JetBrains Mono"/>
+                <w:b w:val="0"/>
+                <w:i w:val="0"/>
+                <w:sz w:val="11"/>
+              </w:rPr>
+              <w:t>outputs/strategy_table.csv</w:t>
+            </w:r>
+          </w:p>
+        </w:tc>
+        <w:tc>
+          <w:tcPr>
+            <w:tcW w:type="dxa" w:w="1644"/>
+          </w:tcPr>
+          <w:p>
+            <w:pPr>
+              <w:spacing w:after="0"/>
+            </w:pPr>
+            <w:r/>
+            <w:r>
+              <w:rPr>
+                <w:b w:val="0"/>
+                <w:i w:val="0"/>
+                <w:sz w:val="14"/>
+              </w:rPr>
+              <w:t>beats_current per strategy across the 3 scenarios</w:t>
+            </w:r>
+          </w:p>
+        </w:tc>
+        <w:tc>
+          <w:tcPr>
+            <w:tcW w:type="dxa" w:w="1644"/>
+          </w:tcPr>
+          <w:p>
+            <w:pPr>
+              <w:spacing w:after="0"/>
+            </w:pPr>
+            <w:r/>
+            <w:r>
+              <w:rPr>
+                <w:b w:val="0"/>
+                <w:i w:val="0"/>
+                <w:sz w:val="14"/>
+              </w:rPr>
+              <w:t>strategies with beats_current in every scenario = {order every 2 days}</w:t>
+            </w:r>
+          </w:p>
+        </w:tc>
+        <w:tc>
+          <w:tcPr>
+            <w:tcW w:type="dxa" w:w="850"/>
+          </w:tcPr>
+          <w:p>
+            <w:pPr>
+              <w:spacing w:after="0"/>
+            </w:pPr>
+            <w:r/>
+            <w:r>
+              <w:rPr>
+                <w:b w:val="0"/>
+                <w:i w:val="0"/>
+                <w:sz w:val="14"/>
+              </w:rPr>
               <w:t>derived</w:t>
+            </w:r>
+          </w:p>
+        </w:tc>
+        <w:tc>
+          <w:tcPr>
+            <w:tcW w:type="dxa" w:w="1361"/>
+          </w:tcPr>
+          <w:p>
+            <w:pPr>
+              <w:spacing w:after="0"/>
+            </w:pPr>
+            <w:r/>
+            <w:r>
+              <w:rPr>
+                <w:b w:val="0"/>
+                <w:i w:val="0"/>
+                <w:sz w:val="14"/>
+              </w:rPr>
+              <w:t>✓ verified</w:t>
+            </w:r>
+          </w:p>
+        </w:tc>
+      </w:tr>
+      <w:tr>
+        <w:tc>
+          <w:tcPr>
+            <w:tcW w:type="dxa" w:w="567"/>
+            <w:shd w:val="clear" w:color="auto" w:fill="F3F4F6"/>
+          </w:tcPr>
+          <w:p>
+            <w:pPr>
+              <w:spacing w:after="0"/>
+            </w:pPr>
+            <w:r/>
+            <w:r>
+              <w:rPr>
+                <w:rFonts w:ascii="JetBrains Mono" w:hAnsi="JetBrains Mono" w:eastAsia="JetBrains Mono"/>
+                <w:b w:val="0"/>
+                <w:i w:val="0"/>
+                <w:sz w:val="11"/>
+              </w:rPr>
+              <w:t>F-67</w:t>
+            </w:r>
+          </w:p>
+        </w:tc>
+        <w:tc>
+          <w:tcPr>
+            <w:tcW w:type="dxa" w:w="1474"/>
+            <w:shd w:val="clear" w:color="auto" w:fill="F3F4F6"/>
+          </w:tcPr>
+          <w:p>
+            <w:pPr>
+              <w:spacing w:after="0"/>
+            </w:pPr>
+            <w:r/>
+            <w:r>
+              <w:rPr>
+                <w:b w:val="0"/>
+                <w:i w:val="0"/>
+                <w:sz w:val="14"/>
+              </w:rPr>
+              <w:t>saves 142,008 to 200,926 a quarter, fill within the limit</w:t>
+            </w:r>
+          </w:p>
+        </w:tc>
+        <w:tc>
+          <w:tcPr>
+            <w:tcW w:type="dxa" w:w="624"/>
+            <w:shd w:val="clear" w:color="auto" w:fill="F3F4F6"/>
+          </w:tcPr>
+          <w:p>
+            <w:pPr>
+              <w:spacing w:after="0"/>
+            </w:pPr>
+            <w:r/>
+            <w:r>
+              <w:rPr>
+                <w:b w:val="0"/>
+                <w:i w:val="0"/>
+                <w:sz w:val="14"/>
+              </w:rPr>
+              <w:t>09</w:t>
+            </w:r>
+          </w:p>
+        </w:tc>
+        <w:tc>
+          <w:tcPr>
+            <w:tcW w:type="dxa" w:w="1701"/>
+            <w:shd w:val="clear" w:color="auto" w:fill="F3F4F6"/>
+          </w:tcPr>
+          <w:p>
+            <w:pPr>
+              <w:spacing w:after="0"/>
+            </w:pPr>
+            <w:r/>
+            <w:r>
+              <w:rPr>
+                <w:rFonts w:ascii="JetBrains Mono" w:hAnsi="JetBrains Mono" w:eastAsia="JetBrains Mono"/>
+                <w:b w:val="0"/>
+                <w:i w:val="0"/>
+                <w:sz w:val="11"/>
+              </w:rPr>
+              <w:t>outputs/strategy_table.csv</w:t>
+            </w:r>
+          </w:p>
+        </w:tc>
+        <w:tc>
+          <w:tcPr>
+            <w:tcW w:type="dxa" w:w="1644"/>
+            <w:shd w:val="clear" w:color="auto" w:fill="F3F4F6"/>
+          </w:tcPr>
+          <w:p>
+            <w:pPr>
+              <w:spacing w:after="0"/>
+            </w:pPr>
+            <w:r/>
+            <w:r>
+              <w:rPr>
+                <w:b w:val="0"/>
+                <w:i w:val="0"/>
+                <w:sz w:val="14"/>
+              </w:rPr>
+              <w:t>strategy='order every 2 days': cost_vs_current min/max; beats_current all</w:t>
+            </w:r>
+          </w:p>
+        </w:tc>
+        <w:tc>
+          <w:tcPr>
+            <w:tcW w:type="dxa" w:w="1644"/>
+            <w:shd w:val="clear" w:color="auto" w:fill="F3F4F6"/>
+          </w:tcPr>
+          <w:p>
+            <w:pPr>
+              <w:spacing w:after="0"/>
+            </w:pPr>
+            <w:r/>
+            <w:r>
+              <w:rPr>
+                <w:b w:val="0"/>
+                <w:i w:val="0"/>
+                <w:sz w:val="14"/>
+              </w:rPr>
+              <w:t>-max(cost_vs_current) .. -min(cost_vs_current)</w:t>
+            </w:r>
+          </w:p>
+        </w:tc>
+        <w:tc>
+          <w:tcPr>
+            <w:tcW w:type="dxa" w:w="850"/>
+            <w:shd w:val="clear" w:color="auto" w:fill="F3F4F6"/>
+          </w:tcPr>
+          <w:p>
+            <w:pPr>
+              <w:spacing w:after="0"/>
+            </w:pPr>
+            <w:r/>
+            <w:r>
+              <w:rPr>
+                <w:b w:val="0"/>
+                <w:i w:val="0"/>
+                <w:sz w:val="14"/>
+              </w:rPr>
+              <w:t>derived</w:t>
+            </w:r>
+          </w:p>
+        </w:tc>
+        <w:tc>
+          <w:tcPr>
+            <w:tcW w:type="dxa" w:w="1361"/>
+            <w:shd w:val="clear" w:color="auto" w:fill="F3F4F6"/>
+          </w:tcPr>
+          <w:p>
+            <w:pPr>
+              <w:spacing w:after="0"/>
+            </w:pPr>
+            <w:r/>
+            <w:r>
+              <w:rPr>
+                <w:b w:val="0"/>
+                <w:i w:val="0"/>
+                <w:sz w:val="14"/>
+              </w:rPr>
+              <w:t>✓ verified</w:t>
+            </w:r>
+          </w:p>
+        </w:tc>
+      </w:tr>
+      <w:tr>
+        <w:tc>
+          <w:tcPr>
+            <w:tcW w:type="dxa" w:w="567"/>
+          </w:tcPr>
+          <w:p>
+            <w:pPr>
+              <w:spacing w:after="0"/>
+            </w:pPr>
+            <w:r/>
+            <w:r>
+              <w:rPr>
+                <w:rFonts w:ascii="JetBrains Mono" w:hAnsi="JetBrains Mono" w:eastAsia="JetBrains Mono"/>
+                <w:b w:val="0"/>
+                <w:i w:val="0"/>
+                <w:sz w:val="11"/>
+              </w:rPr>
+              <w:t>F-68</w:t>
+            </w:r>
+          </w:p>
+        </w:tc>
+        <w:tc>
+          <w:tcPr>
+            <w:tcW w:type="dxa" w:w="1474"/>
+          </w:tcPr>
+          <w:p>
+            <w:pPr>
+              <w:spacing w:after="0"/>
+            </w:pPr>
+            <w:r/>
+            <w:r>
+              <w:rPr>
+                <w:b w:val="0"/>
+                <w:i w:val="0"/>
+                <w:sz w:val="14"/>
+              </w:rPr>
+              <w:t>The search still tunes on one scenario. Next: score a weighted mix that includes breakdowns.</w:t>
+            </w:r>
+          </w:p>
+        </w:tc>
+        <w:tc>
+          <w:tcPr>
+            <w:tcW w:type="dxa" w:w="624"/>
+          </w:tcPr>
+          <w:p>
+            <w:pPr>
+              <w:spacing w:after="0"/>
+            </w:pPr>
+            <w:r/>
+            <w:r>
+              <w:rPr>
+                <w:b w:val="0"/>
+                <w:i w:val="0"/>
+                <w:sz w:val="14"/>
+              </w:rPr>
+              <w:t>09</w:t>
+            </w:r>
+          </w:p>
+        </w:tc>
+        <w:tc>
+          <w:tcPr>
+            <w:tcW w:type="dxa" w:w="1701"/>
+          </w:tcPr>
+          <w:p>
+            <w:pPr>
+              <w:spacing w:after="0"/>
+            </w:pPr>
+            <w:r/>
+            <w:r>
+              <w:rPr>
+                <w:rFonts w:ascii="JetBrains Mono" w:hAnsi="JetBrains Mono" w:eastAsia="JetBrains Mono"/>
+                <w:b w:val="0"/>
+                <w:i w:val="0"/>
+                <w:sz w:val="11"/>
+              </w:rPr>
+              <w:t>README 'Known limitations' (first bullet) and 'Insights and learning'</w:t>
+            </w:r>
+          </w:p>
+        </w:tc>
+        <w:tc>
+          <w:tcPr>
+            <w:tcW w:type="dxa" w:w="1644"/>
+          </w:tcPr>
+          <w:p>
+            <w:pPr>
+              <w:spacing w:after="0"/>
+            </w:pPr>
+            <w:r/>
+            <w:r>
+              <w:rPr>
+                <w:b w:val="0"/>
+                <w:i w:val="0"/>
+                <w:sz w:val="14"/>
+              </w:rPr>
+              <w:t>'search against a weighted mix of scenarios'; 'neither is implemented'</w:t>
+            </w:r>
+          </w:p>
+        </w:tc>
+        <w:tc>
+          <w:tcPr>
+            <w:tcW w:type="dxa" w:w="1644"/>
+          </w:tcPr>
+          <w:p>
+            <w:pPr>
+              <w:spacing w:after="0"/>
+            </w:pPr>
+            <w:r/>
+            <w:r>
+              <w:rPr>
+                <w:b w:val="0"/>
+                <w:i w:val="0"/>
+                <w:sz w:val="14"/>
+              </w:rPr>
+              <w:t>-</w:t>
+            </w:r>
+          </w:p>
+        </w:tc>
+        <w:tc>
+          <w:tcPr>
+            <w:tcW w:type="dxa" w:w="850"/>
+          </w:tcPr>
+          <w:p>
+            <w:pPr>
+              <w:spacing w:after="0"/>
+            </w:pPr>
+            <w:r/>
+            <w:r>
+              <w:rPr>
+                <w:b w:val="0"/>
+                <w:i w:val="0"/>
+                <w:sz w:val="14"/>
+              </w:rPr>
+              <w:t>direct</w:t>
             </w:r>
           </w:p>
         </w:tc>
@@ -10984,7 +11624,7 @@
         <w:pStyle w:val="Heading2"/>
       </w:pPr>
       <w:r>
-        <w:t>2. Automated check run (2026-10-14 14:16)</w:t>
+        <w:t>2. Automated check run (2026-10-14 18:46)</w:t>
       </w:r>
     </w:p>
     <w:tbl>
@@ -15775,7 +16415,7 @@
                 <w:i w:val="0"/>
                 <w:sz w:val="12"/>
               </w:rPr>
-              <w:t>-0.13 -407,200 True</w:t>
+              <w:t>-0.13 -16.6% True</w:t>
             </w:r>
           </w:p>
         </w:tc>
@@ -15795,7 +16435,7 @@
                 <w:i w:val="0"/>
                 <w:sz w:val="12"/>
               </w:rPr>
-              <w:t>-0.13 -407,200 True</w:t>
+              <w:t>-0.13 -16.6% True</w:t>
             </w:r>
           </w:p>
         </w:tc>
@@ -16088,6 +16728,338 @@
                 <w:sz w:val="12"/>
               </w:rPr>
               <w:t>F-61</w:t>
+            </w:r>
+          </w:p>
+        </w:tc>
+        <w:tc>
+          <w:tcPr>
+            <w:tcW w:type="dxa" w:w="3628"/>
+          </w:tcPr>
+          <w:p>
+            <w:pPr>
+              <w:spacing w:after="0"/>
+            </w:pPr>
+            <w:r/>
+            <w:r>
+              <w:rPr>
+                <w:rFonts w:ascii="JetBrains Mono" w:hAnsi="JetBrains Mono" w:eastAsia="JetBrains Mono"/>
+                <w:b w:val="0"/>
+                <w:i w:val="0"/>
+                <w:sz w:val="12"/>
+              </w:rPr>
+              <w:t>true</w:t>
+            </w:r>
+          </w:p>
+        </w:tc>
+        <w:tc>
+          <w:tcPr>
+            <w:tcW w:type="dxa" w:w="3628"/>
+          </w:tcPr>
+          <w:p>
+            <w:pPr>
+              <w:spacing w:after="0"/>
+            </w:pPr>
+            <w:r/>
+            <w:r>
+              <w:rPr>
+                <w:rFonts w:ascii="JetBrains Mono" w:hAnsi="JetBrains Mono" w:eastAsia="JetBrains Mono"/>
+                <w:b w:val="0"/>
+                <w:i w:val="0"/>
+                <w:sz w:val="12"/>
+              </w:rPr>
+              <w:t>true</w:t>
+            </w:r>
+          </w:p>
+        </w:tc>
+        <w:tc>
+          <w:tcPr>
+            <w:tcW w:type="dxa" w:w="1814"/>
+          </w:tcPr>
+          <w:p>
+            <w:pPr>
+              <w:spacing w:after="0"/>
+            </w:pPr>
+            <w:r/>
+            <w:r>
+              <w:rPr>
+                <w:b w:val="0"/>
+                <w:i w:val="0"/>
+                <w:sz w:val="15"/>
+              </w:rPr>
+              <w:t>✓ pass</w:t>
+            </w:r>
+          </w:p>
+        </w:tc>
+      </w:tr>
+      <w:tr>
+        <w:tc>
+          <w:tcPr>
+            <w:tcW w:type="dxa" w:w="794"/>
+            <w:shd w:val="clear" w:color="auto" w:fill="F3F4F6"/>
+          </w:tcPr>
+          <w:p>
+            <w:pPr>
+              <w:spacing w:after="0"/>
+            </w:pPr>
+            <w:r/>
+            <w:r>
+              <w:rPr>
+                <w:rFonts w:ascii="JetBrains Mono" w:hAnsi="JetBrains Mono" w:eastAsia="JetBrains Mono"/>
+                <w:b w:val="0"/>
+                <w:i w:val="0"/>
+                <w:sz w:val="12"/>
+              </w:rPr>
+              <w:t>F-65</w:t>
+            </w:r>
+          </w:p>
+        </w:tc>
+        <w:tc>
+          <w:tcPr>
+            <w:tcW w:type="dxa" w:w="3628"/>
+            <w:shd w:val="clear" w:color="auto" w:fill="F3F4F6"/>
+          </w:tcPr>
+          <w:p>
+            <w:pPr>
+              <w:spacing w:after="0"/>
+            </w:pPr>
+            <w:r/>
+            <w:r>
+              <w:rPr>
+                <w:rFonts w:ascii="JetBrains Mono" w:hAnsi="JetBrains Mono" w:eastAsia="JetBrains Mono"/>
+                <w:b w:val="0"/>
+                <w:i w:val="0"/>
+                <w:sz w:val="12"/>
+              </w:rPr>
+              <w:t>-0.08 -142,008 True / +0.01 -169,129 True / +0.09 -200,926 True</w:t>
+            </w:r>
+          </w:p>
+        </w:tc>
+        <w:tc>
+          <w:tcPr>
+            <w:tcW w:type="dxa" w:w="3628"/>
+            <w:shd w:val="clear" w:color="auto" w:fill="F3F4F6"/>
+          </w:tcPr>
+          <w:p>
+            <w:pPr>
+              <w:spacing w:after="0"/>
+            </w:pPr>
+            <w:r/>
+            <w:r>
+              <w:rPr>
+                <w:rFonts w:ascii="JetBrains Mono" w:hAnsi="JetBrains Mono" w:eastAsia="JetBrains Mono"/>
+                <w:b w:val="0"/>
+                <w:i w:val="0"/>
+                <w:sz w:val="12"/>
+              </w:rPr>
+              <w:t>-0.08 -142,008 True / +0.01 -169,129 True / +0.09 -200,926 True</w:t>
+            </w:r>
+          </w:p>
+        </w:tc>
+        <w:tc>
+          <w:tcPr>
+            <w:tcW w:type="dxa" w:w="1814"/>
+            <w:shd w:val="clear" w:color="auto" w:fill="F3F4F6"/>
+          </w:tcPr>
+          <w:p>
+            <w:pPr>
+              <w:spacing w:after="0"/>
+            </w:pPr>
+            <w:r/>
+            <w:r>
+              <w:rPr>
+                <w:b w:val="0"/>
+                <w:i w:val="0"/>
+                <w:sz w:val="15"/>
+              </w:rPr>
+              <w:t>✓ pass</w:t>
+            </w:r>
+          </w:p>
+        </w:tc>
+      </w:tr>
+      <w:tr>
+        <w:tc>
+          <w:tcPr>
+            <w:tcW w:type="dxa" w:w="794"/>
+          </w:tcPr>
+          <w:p>
+            <w:pPr>
+              <w:spacing w:after="0"/>
+            </w:pPr>
+            <w:r/>
+            <w:r>
+              <w:rPr>
+                <w:rFonts w:ascii="JetBrains Mono" w:hAnsi="JetBrains Mono" w:eastAsia="JetBrains Mono"/>
+                <w:b w:val="0"/>
+                <w:i w:val="0"/>
+                <w:sz w:val="12"/>
+              </w:rPr>
+              <w:t>F-66</w:t>
+            </w:r>
+          </w:p>
+        </w:tc>
+        <w:tc>
+          <w:tcPr>
+            <w:tcW w:type="dxa" w:w="3628"/>
+          </w:tcPr>
+          <w:p>
+            <w:pPr>
+              <w:spacing w:after="0"/>
+            </w:pPr>
+            <w:r/>
+            <w:r>
+              <w:rPr>
+                <w:rFonts w:ascii="JetBrains Mono" w:hAnsi="JetBrains Mono" w:eastAsia="JetBrains Mono"/>
+                <w:b w:val="0"/>
+                <w:i w:val="0"/>
+                <w:sz w:val="12"/>
+              </w:rPr>
+              <w:t>['order every 2 days']</w:t>
+            </w:r>
+          </w:p>
+        </w:tc>
+        <w:tc>
+          <w:tcPr>
+            <w:tcW w:type="dxa" w:w="3628"/>
+          </w:tcPr>
+          <w:p>
+            <w:pPr>
+              <w:spacing w:after="0"/>
+            </w:pPr>
+            <w:r/>
+            <w:r>
+              <w:rPr>
+                <w:rFonts w:ascii="JetBrains Mono" w:hAnsi="JetBrains Mono" w:eastAsia="JetBrains Mono"/>
+                <w:b w:val="0"/>
+                <w:i w:val="0"/>
+                <w:sz w:val="12"/>
+              </w:rPr>
+              <w:t>['order every 2 days']</w:t>
+            </w:r>
+          </w:p>
+        </w:tc>
+        <w:tc>
+          <w:tcPr>
+            <w:tcW w:type="dxa" w:w="1814"/>
+          </w:tcPr>
+          <w:p>
+            <w:pPr>
+              <w:spacing w:after="0"/>
+            </w:pPr>
+            <w:r/>
+            <w:r>
+              <w:rPr>
+                <w:b w:val="0"/>
+                <w:i w:val="0"/>
+                <w:sz w:val="15"/>
+              </w:rPr>
+              <w:t>✓ pass</w:t>
+            </w:r>
+          </w:p>
+        </w:tc>
+      </w:tr>
+      <w:tr>
+        <w:tc>
+          <w:tcPr>
+            <w:tcW w:type="dxa" w:w="794"/>
+            <w:shd w:val="clear" w:color="auto" w:fill="F3F4F6"/>
+          </w:tcPr>
+          <w:p>
+            <w:pPr>
+              <w:spacing w:after="0"/>
+            </w:pPr>
+            <w:r/>
+            <w:r>
+              <w:rPr>
+                <w:rFonts w:ascii="JetBrains Mono" w:hAnsi="JetBrains Mono" w:eastAsia="JetBrains Mono"/>
+                <w:b w:val="0"/>
+                <w:i w:val="0"/>
+                <w:sz w:val="12"/>
+              </w:rPr>
+              <w:t>F-67</w:t>
+            </w:r>
+          </w:p>
+        </w:tc>
+        <w:tc>
+          <w:tcPr>
+            <w:tcW w:type="dxa" w:w="3628"/>
+            <w:shd w:val="clear" w:color="auto" w:fill="F3F4F6"/>
+          </w:tcPr>
+          <w:p>
+            <w:pPr>
+              <w:spacing w:after="0"/>
+            </w:pPr>
+            <w:r/>
+            <w:r>
+              <w:rPr>
+                <w:rFonts w:ascii="JetBrains Mono" w:hAnsi="JetBrains Mono" w:eastAsia="JetBrains Mono"/>
+                <w:b w:val="0"/>
+                <w:i w:val="0"/>
+                <w:sz w:val="12"/>
+              </w:rPr>
+              <w:t>142,008 to 200,926 True</w:t>
+            </w:r>
+          </w:p>
+        </w:tc>
+        <w:tc>
+          <w:tcPr>
+            <w:tcW w:type="dxa" w:w="3628"/>
+            <w:shd w:val="clear" w:color="auto" w:fill="F3F4F6"/>
+          </w:tcPr>
+          <w:p>
+            <w:pPr>
+              <w:spacing w:after="0"/>
+            </w:pPr>
+            <w:r/>
+            <w:r>
+              <w:rPr>
+                <w:rFonts w:ascii="JetBrains Mono" w:hAnsi="JetBrains Mono" w:eastAsia="JetBrains Mono"/>
+                <w:b w:val="0"/>
+                <w:i w:val="0"/>
+                <w:sz w:val="12"/>
+              </w:rPr>
+              <w:t>142,008 to 200,926 True</w:t>
+            </w:r>
+          </w:p>
+        </w:tc>
+        <w:tc>
+          <w:tcPr>
+            <w:tcW w:type="dxa" w:w="1814"/>
+            <w:shd w:val="clear" w:color="auto" w:fill="F3F4F6"/>
+          </w:tcPr>
+          <w:p>
+            <w:pPr>
+              <w:spacing w:after="0"/>
+            </w:pPr>
+            <w:r/>
+            <w:r>
+              <w:rPr>
+                <w:b w:val="0"/>
+                <w:i w:val="0"/>
+                <w:sz w:val="15"/>
+              </w:rPr>
+              <w:t>✓ pass</w:t>
+            </w:r>
+          </w:p>
+        </w:tc>
+      </w:tr>
+      <w:tr>
+        <w:tc>
+          <w:tcPr>
+            <w:tcW w:type="dxa" w:w="794"/>
+          </w:tcPr>
+          <w:p>
+            <w:pPr>
+              <w:spacing w:after="0"/>
+            </w:pPr>
+            <w:r/>
+            <w:r>
+              <w:rPr>
+                <w:rFonts w:ascii="JetBrains Mono" w:hAnsi="JetBrains Mono" w:eastAsia="JetBrains Mono"/>
+                <w:b w:val="0"/>
+                <w:i w:val="0"/>
+                <w:sz w:val="12"/>
+              </w:rPr>
+              <w:t>F-68</w:t>
             </w:r>
           </w:p>
         </w:tc>
@@ -16719,7 +17691,7 @@
                 <w:i w:val="0"/>
                 <w:sz w:val="15"/>
               </w:rPr>
-              <w:t>F-14, F-15, F-16, F-31, F-36, F-37, F-39, F-46, F-47, F-48</w:t>
+              <w:t>F-14, F-15, F-16, F-31, F-36, F-37, F-39, F-46, F-47, F-48, F-65, F-66, F-67</w:t>
             </w:r>
           </w:p>
         </w:tc>
@@ -16739,7 +17711,7 @@
                 <w:i w:val="0"/>
                 <w:sz w:val="15"/>
               </w:rPr>
-              <w:t>slides 04, 05, 06, 07</w:t>
+              <w:t>slides 04, 05, 06, 07, 09</w:t>
             </w:r>
           </w:p>
         </w:tc>
@@ -16819,7 +17791,7 @@
                 <w:i w:val="0"/>
                 <w:sz w:val="15"/>
               </w:rPr>
-              <w:t>F-31, F-36, F-37, F-46, F-47, F-57, F-58, F-59, F-60</w:t>
+              <w:t>F-31, F-36, F-37, F-46, F-47, F-57, F-58, F-59, F-60, F-65, F-66, F-67</w:t>
             </w:r>
           </w:p>
         </w:tc>
@@ -17125,7 +18097,7 @@
                 <w:i w:val="0"/>
                 <w:sz w:val="15"/>
               </w:rPr>
-              <w:t>F-09, F-26, F-35, F-59</w:t>
+              <w:t>F-09, F-26, F-35, F-59, F-61, F-65, F-66</w:t>
             </w:r>
           </w:p>
         </w:tc>
@@ -17697,6 +18669,21 @@
           <w:color w:val="4B5563"/>
           <w:sz w:val="18"/>
         </w:rPr>
+        <w:t>Who changes how stores are restocked, and the four problems they run into.</w:t>
+      </w:r>
+    </w:p>
+    <w:p>
+      <w:pPr>
+        <w:spacing w:after="20"/>
+        <w:ind w:left="283"/>
+      </w:pPr>
+      <w:r>
+        <w:rPr>
+          <w:b w:val="0"/>
+          <w:i w:val="0"/>
+          <w:color w:val="4B5563"/>
+          <w:sz w:val="18"/>
+        </w:rPr>
         <w:t>WHO LIVES WITH THIS · Grocery &amp; convenience chains · Retail DCs &amp; store networks · Regional delivery fleets</w:t>
       </w:r>
     </w:p>
@@ -18205,7 +19192,7 @@
           <w:color w:val="4B5563"/>
           <w:sz w:val="18"/>
         </w:rPr>
-        <w:t xml:space="preserve">6.8-11.6 s · composition </w:t>
+        <w:t xml:space="preserve">6.8-12.0 s · composition </w:t>
       </w:r>
       <w:r>
         <w:rPr>
@@ -18296,6 +19283,21 @@
           <w:color w:val="4B5563"/>
           <w:sz w:val="18"/>
         </w:rPr>
+        <w:t>The project in one line: a retail chain, its trucks and two years of orders, rebuilt as a simulator.</w:t>
+      </w:r>
+    </w:p>
+    <w:p>
+      <w:pPr>
+        <w:spacing w:after="20"/>
+        <w:ind w:left="283"/>
+      </w:pPr>
+      <w:r>
+        <w:rPr>
+          <w:b w:val="0"/>
+          <w:i w:val="0"/>
+          <w:color w:val="4B5563"/>
+          <w:sz w:val="18"/>
+        </w:rPr>
         <w:t>2 DCs, 36 stores, 26 trucks. 3.1M order lines, 2 years. Which change actually pays?</w:t>
       </w:r>
     </w:p>
@@ -18311,7 +19313,22 @@
           <w:color w:val="4B5563"/>
           <w:sz w:val="18"/>
         </w:rPr>
-        <w:t>120 SKUs in 8 categories · 91-day quarter × 30 paired seeds · the twin itself is 3.3% low</w:t>
+        <w:t>120 SKUs in 8 categories · 91-day quarter × 30 paired seeds · the twin's demand runs 3.3% low</w:t>
+      </w:r>
+    </w:p>
+    <w:p>
+      <w:pPr>
+        <w:spacing w:after="20"/>
+        <w:ind w:left="283"/>
+      </w:pPr>
+      <w:r>
+        <w:rPr>
+          <w:b w:val="0"/>
+          <w:i w:val="0"/>
+          <w:color w:val="4B5563"/>
+          <w:sz w:val="18"/>
+        </w:rPr>
+        <w:t>DC = distribution centre that restocks the stores. Paired seeds = every plan faces the same 30 simulated quarters.</w:t>
       </w:r>
     </w:p>
     <w:p>
@@ -19253,7 +20270,7 @@
                 <w:i w:val="0"/>
                 <w:sz w:val="15"/>
               </w:rPr>
-              <w:t>the twin itself is 3.3% low / −3.3% demand bias</w:t>
+              <w:t>the twin's demand runs 3.3% low / −3.3% demand bias</w:t>
             </w:r>
           </w:p>
         </w:tc>
@@ -19401,7 +20418,7 @@
           <w:color w:val="4B5563"/>
           <w:sz w:val="18"/>
         </w:rPr>
-        <w:t xml:space="preserve">11.3-19.3 s · composition </w:t>
+        <w:t xml:space="preserve">11.7-19.7 s · composition </w:t>
       </w:r>
       <w:r>
         <w:rPr>
@@ -19507,6 +20524,21 @@
           <w:color w:val="4B5563"/>
           <w:sz w:val="18"/>
         </w:rPr>
+        <w:t>Read left to right: build the twin once, then propose, simulate and fairly test changes until none wins.</w:t>
+      </w:r>
+    </w:p>
+    <w:p>
+      <w:pPr>
+        <w:spacing w:after="20"/>
+        <w:ind w:left="283"/>
+      </w:pPr>
+      <w:r>
+        <w:rPr>
+          <w:b w:val="0"/>
+          <w:i w:val="0"/>
+          <w:color w:val="4B5563"/>
+          <w:sz w:val="18"/>
+        </w:rPr>
         <w:t>[BUILT ONCE: SOURCE DATA fleet, items, orders → DIGITAL TWIN learns demand from history] → [SEARCH LOOP: PROPOSE one change at a time → SIMULATE a quarter, many times → FAIR TEST same customers, both plans] → DECISION ✓ cheaper than today ✓ re-tested on new days ✓ weak spots shown</w:t>
       </w:r>
     </w:p>
@@ -20076,7 +21108,7 @@
           <w:color w:val="4B5563"/>
           <w:sz w:val="18"/>
         </w:rPr>
-        <w:t xml:space="preserve">19.3-27.3 s · composition </w:t>
+        <w:t xml:space="preserve">19.7-27.7 s · composition </w:t>
       </w:r>
       <w:r>
         <w:rPr>
@@ -20168,6 +21200,21 @@
           <w:sz w:val="18"/>
         </w:rPr>
         <w:t>Trust only real wins</w:t>
+      </w:r>
+    </w:p>
+    <w:p>
+      <w:pPr>
+        <w:spacing w:after="20"/>
+        <w:ind w:left="283"/>
+      </w:pPr>
+      <w:r>
+        <w:rPr>
+          <w:b w:val="0"/>
+          <w:i w:val="0"/>
+          <w:color w:val="4B5563"/>
+          <w:sz w:val="18"/>
+        </w:rPr>
+        <w:t>Three real changes from the search. Each bar is the likely range of the cost change; only a bar fully left of the floor counts.</w:t>
       </w:r>
     </w:p>
     <w:p>
@@ -20418,7 +21465,7 @@
                 <w:i w:val="0"/>
                 <w:sz w:val="15"/>
               </w:rPr>
-              <w:t>the twin itself is 3.3% low / −3.3% demand bias</w:t>
+              <w:t>the twin's demand runs 3.3% low / −3.3% demand bias</w:t>
             </w:r>
           </w:p>
         </w:tc>
@@ -20894,7 +21941,7 @@
           <w:color w:val="4B5563"/>
           <w:sz w:val="18"/>
         </w:rPr>
-        <w:t xml:space="preserve">27.0-43.0 s · composition </w:t>
+        <w:t xml:space="preserve">27.4-43.4 s · composition </w:t>
       </w:r>
       <w:r>
         <w:rPr>
@@ -20986,6 +22033,21 @@
           <w:sz w:val="18"/>
         </w:rPr>
         <w:t>Proposers only propose. A paired-seed gate decides.</w:t>
+      </w:r>
+    </w:p>
+    <w:p>
+      <w:pPr>
+        <w:spacing w:after="20"/>
+        <w:ind w:left="283"/>
+      </w:pPr>
+      <w:r>
+        <w:rPr>
+          <w:b w:val="0"/>
+          <w:i w:val="0"/>
+          <w:color w:val="4B5563"/>
+          <w:sz w:val="18"/>
+        </w:rPr>
+        <w:t>Each box is a file in the repo. Data flows down; the green gate decides.</w:t>
       </w:r>
     </w:p>
     <w:p>
@@ -24063,7 +25125,7 @@
           <w:color w:val="4B5563"/>
           <w:sz w:val="18"/>
         </w:rPr>
-        <w:t xml:space="preserve">42.6-57.6 s · composition </w:t>
+        <w:t xml:space="preserve">43.0-58.0 s · composition </w:t>
       </w:r>
       <w:r>
         <w:rPr>
@@ -24208,6 +25270,21 @@
           <w:color w:val="4B5563"/>
           <w:sz w:val="18"/>
         </w:rPr>
+        <w:t>Each dot is one change tried. Lower = cheaper; green = passed.</w:t>
+      </w:r>
+    </w:p>
+    <w:p>
+      <w:pPr>
+        <w:spacing w:after="20"/>
+        <w:ind w:left="283"/>
+      </w:pPr>
+      <w:r>
+        <w:rPr>
+          <w:b w:val="0"/>
+          <w:i w:val="0"/>
+          <w:color w:val="4B5563"/>
+          <w:sz w:val="18"/>
+        </w:rPr>
         <w:t>promotion quarter · 20 paired seeds per test · ● rejected ○ passed gate ● step taken ▬ floor −0.5%</w:t>
       </w:r>
     </w:p>
@@ -24238,7 +25315,7 @@
           <w:color w:val="4B5563"/>
           <w:sz w:val="18"/>
         </w:rPr>
-        <w:t>PLAN IN HAND · COST / QTR 2,458,533 → 2,047,964 · 1 review 2d −143,755 · 2 trucks −2 −50,217 · 3 trucks −4 −56,085 · 4 trucks −6 −44,795 · 5 trucks −8 −46,004 · 6 promo-aware −20,339 · 7 z 0.84 −49,375 · 8 nothing passes stop</w:t>
+        <w:t>PLAN IN HAND · COST / QTR 2,458,533 → 2,047,964 · 1 every 2 days −143,755 · 2 trucks −2 −50,217 · 3 trucks −4 −56,085 · 4 trucks −6 −44,795 · 5 trucks −8 −46,004 · 6 promo-aware −20,339 · 7 safety z 0.84 −49,375 · 8 nothing passes stop</w:t>
       </w:r>
     </w:p>
     <w:p>
@@ -24268,7 +25345,37 @@
           <w:color w:val="4B5563"/>
           <w:sz w:val="18"/>
         </w:rPr>
-        <w:t>HOLD-OUT · 30 NEW SEEDS · PROMOTION QUARTER · searched plan: z=0.84 review=2d cover=1d trucks-8 promo_aware=yes · 2,458,347 → 2,051,146 · −16.6% · fill −0.13 pts · truck use +12.9 pts · tuned on this quarter only</w:t>
+        <w:t>(phase B) The searched plan, re-run on seeds it never saw.</w:t>
+      </w:r>
+    </w:p>
+    <w:p>
+      <w:pPr>
+        <w:spacing w:after="20"/>
+        <w:ind w:left="283"/>
+      </w:pPr>
+      <w:r>
+        <w:rPr>
+          <w:b w:val="0"/>
+          <w:i w:val="0"/>
+          <w:color w:val="4B5563"/>
+          <w:sz w:val="18"/>
+        </w:rPr>
+        <w:t>Same promotion quarter, 30 new seeds. Lower cost is better; fill rate = share of demand served.</w:t>
+      </w:r>
+    </w:p>
+    <w:p>
+      <w:pPr>
+        <w:spacing w:after="20"/>
+        <w:ind w:left="283"/>
+      </w:pPr>
+      <w:r>
+        <w:rPr>
+          <w:b w:val="0"/>
+          <w:i w:val="0"/>
+          <w:color w:val="4B5563"/>
+          <w:sz w:val="18"/>
+        </w:rPr>
+        <w:t>HOLD-OUT · 30 NEW SEEDS · PROMOTION QUARTER · searched plan: order every 2 days · safety z 0.84 · 8 fewer trucks · promo-aware · 2,458,347 → 2,051,146 · −16.6% · fill rate −0.13 pts · truck use +12.9 pts · tuned on this quarter only</w:t>
       </w:r>
     </w:p>
     <w:p>
@@ -24663,7 +25770,7 @@
                 <w:i w:val="0"/>
                 <w:sz w:val="15"/>
               </w:rPr>
-              <w:t>1 review 2d −143,755 · 2 trucks −2 −50,217 · 3 trucks −4 −56,085 · 4 trucks −6 −44,795 · 5 trucks −8 −46,004 · 6 promo-aware −20,339 · 7 z 0.84 −49,375 · 8 nothing passes</w:t>
+              <w:t>1 every 2 days −143,755 · 2 trucks −2 −50,217 · 3 trucks −4 −56,085 · 4 trucks −6 −44,795 · 5 trucks −8 −46,004 · 6 promo-aware −20,339 · 7 safety z 0.84 −49,375 · 8 nothing passes</w:t>
             </w:r>
           </w:p>
         </w:tc>
@@ -25320,7 +26427,7 @@
                 <w:i w:val="0"/>
                 <w:sz w:val="15"/>
               </w:rPr>
-              <w:t>fill −0.13 pts</w:t>
+              <w:t>fill rate −0.13 pts</w:t>
             </w:r>
           </w:p>
         </w:tc>
@@ -25539,7 +26646,7 @@
                 <w:i w:val="0"/>
                 <w:sz w:val="15"/>
               </w:rPr>
-              <w:t>searched plan: z=0.84 review=2d cover=1d trucks-8 promo_aware=yes</w:t>
+              <w:t>searched plan: order every 2 days · safety z 0.84 · 8 fewer trucks · promo-aware</w:t>
             </w:r>
           </w:p>
         </w:tc>
@@ -25567,7 +26674,7 @@
                 <w:i w:val="0"/>
                 <w:sz w:val="15"/>
               </w:rPr>
-              <w:t xml:space="preserve"> · final</w:t>
+              <w:t xml:space="preserve"> · final (start = z=1.28 review=1d cover=1d trucks+0 promo_aware=no)</w:t>
             </w:r>
           </w:p>
         </w:tc>
@@ -25586,7 +26693,7 @@
                 <w:i w:val="0"/>
                 <w:sz w:val="15"/>
               </w:rPr>
-              <w:t>-</w:t>
+              <w:t>review=2d → order every 2 days; z=0.84 → safety z 0.84; trucks-8 → 8 fewer trucks; promo_aware=yes → promo-aware</w:t>
             </w:r>
           </w:p>
         </w:tc>
@@ -25698,7 +26805,7 @@
           <w:color w:val="4B5563"/>
           <w:sz w:val="18"/>
         </w:rPr>
-        <w:t xml:space="preserve">57.3-71.3 s · composition </w:t>
+        <w:t xml:space="preserve">57.7-71.7 s · composition </w:t>
       </w:r>
       <w:r>
         <w:rPr>
@@ -25804,7 +26911,22 @@
           <w:color w:val="4B5563"/>
           <w:sz w:val="18"/>
         </w:rPr>
-        <w:t>CHANGE SCORECARD · PROMO QUARTER · 30 SEEDS — CHANGE, COST / QTR, VS TODAY ±95%, FILL, PROMO, VERDICT</w:t>
+        <w:t>Each row is one change, run on the same 30 simulated quarters. Negative cost vs today = a saving; ✓ GO = passed the gate.</w:t>
+      </w:r>
+    </w:p>
+    <w:p>
+      <w:pPr>
+        <w:spacing w:after="20"/>
+        <w:ind w:left="283"/>
+      </w:pPr>
+      <w:r>
+        <w:rPr>
+          <w:b w:val="0"/>
+          <w:i w:val="0"/>
+          <w:color w:val="4B5563"/>
+          <w:sz w:val="18"/>
+        </w:rPr>
+        <w:t>CHANGE SCORECARD · PROMO QUARTER · 30 SEEDS — CHANGE, COST/QTR, VS TODAY ±95%, FILL, PROMO, VERDICT</w:t>
       </w:r>
     </w:p>
     <w:p>
@@ -26989,7 +28111,7 @@
           <w:color w:val="4B5563"/>
           <w:sz w:val="18"/>
         </w:rPr>
-        <w:t xml:space="preserve">71.0-79.8 s · composition </w:t>
+        <w:t xml:space="preserve">71.4-80.2 s · composition </w:t>
       </w:r>
       <w:r>
         <w:rPr>
@@ -27095,6 +28217,21 @@
           <w:color w:val="4B5563"/>
           <w:sz w:val="18"/>
         </w:rPr>
+        <w:t>Cost and forecast error: lower is better. Fill rate (share of demand served from the shelf): higher is better.</w:t>
+      </w:r>
+    </w:p>
+    <w:p>
+      <w:pPr>
+        <w:spacing w:after="20"/>
+        <w:ind w:left="283"/>
+      </w:pPr>
+      <w:r>
+        <w:rPr>
+          <w:b w:val="0"/>
+          <w:i w:val="0"/>
+          <w:color w:val="4B5563"/>
+          <w:sz w:val="18"/>
+        </w:rPr>
         <w:t>SINGLE CHANGE −5.8% cost, ordering every 2 days · 2,460,080 → 2,318,072</w:t>
       </w:r>
     </w:p>
@@ -27110,7 +28247,7 @@
           <w:color w:val="4B5563"/>
           <w:sz w:val="18"/>
         </w:rPr>
-        <w:t>AGENT SEARCH −16.6% cost, searched plan, hold-out · 2,458,347 → 2,051,146</w:t>
+        <w:t>AGENT SEARCH −16.6% cost, searched plan, on new seeds · 2,458,347 → 2,051,146</w:t>
       </w:r>
     </w:p>
     <w:p>
@@ -27125,7 +28262,7 @@
           <w:color w:val="4B5563"/>
           <w:sz w:val="18"/>
         </w:rPr>
-        <w:t>TWIN FIDELITY 17.8% weekly store×SKU WAPE · naive: 24.5% · 29.1%</w:t>
+        <w:t>TWIN FIDELITY 17.8% forecast error (WAPE), weekly per store and SKU · naive: 24.5% · 29.1%</w:t>
       </w:r>
     </w:p>
     <w:p>
@@ -27155,7 +28292,7 @@
           <w:color w:val="4B5563"/>
           <w:sz w:val="18"/>
         </w:rPr>
-        <w:t>Promotion quarter · 91 days · 36 stores · 4,320 store-SKUs · numbers from outputs/</w:t>
+        <w:t>WAPE = forecast error as a share of actual sales · promotion quarter, 91 days, 36 stores, 4,320 store-SKUs</w:t>
       </w:r>
     </w:p>
     <w:p>
@@ -28341,7 +29478,7 @@
         <w:pStyle w:val="Heading3"/>
       </w:pPr>
       <w:r>
-        <w:t>Slide 09: What didn't win</w:t>
+        <w:t>Slide 09: Lesson and fix</w:t>
       </w:r>
     </w:p>
     <w:p>
@@ -28352,7 +29489,7 @@
           <w:color w:val="4B5563"/>
           <w:sz w:val="18"/>
         </w:rPr>
-        <w:t xml:space="preserve">79.4-86.6 s · composition </w:t>
+        <w:t xml:space="preserve">79.8-88.8 s · composition </w:t>
       </w:r>
       <w:r>
         <w:rPr>
@@ -28428,7 +29565,7 @@
           <w:color w:val="4B5563"/>
           <w:sz w:val="18"/>
         </w:rPr>
-        <w:t>09 · WHAT DIDN'T WIN</w:t>
+        <w:t>09 · LESSON AND FIX</w:t>
       </w:r>
     </w:p>
     <w:p>
@@ -28443,7 +29580,7 @@
           <w:color w:val="4B5563"/>
           <w:sz w:val="18"/>
         </w:rPr>
-        <w:t>The searched plan breaks when trucks break down.</w:t>
+        <w:t>A plan tuned on one quarter breaks. So I test every scenario.</w:t>
       </w:r>
     </w:p>
     <w:p>
@@ -28458,7 +29595,7 @@
           <w:color w:val="4B5563"/>
           <w:sz w:val="18"/>
         </w:rPr>
-        <w:t>Searched plan re-tested on 30 new seeds per scenario · change in fill rate (points)</w:t>
+        <w:t>Fill rate = share of demand served from the shelf. Bars = its drop vs today on 30 new seeds; past 0.2 pts fails.</w:t>
       </w:r>
     </w:p>
     <w:p>
@@ -28473,7 +29610,7 @@
           <w:color w:val="4B5563"/>
           <w:sz w:val="18"/>
         </w:rPr>
-        <w:t>Promotion quarter (tuned on · −407,200 cost) −0.13 holds · Normal quarter (−398,970 cost) −0.21 fails · 20% of fleet down (+63,322 cost · 1,336 late loads) −1.88 fails · 0.2-pt limit</w:t>
+        <w:t>THE LESSON · It cut 8 trucks; breakdowns then break it · The searched plan: fill-rate drop vs today · 0.2 limit · Promo quarter (tuned on: −16.6% cost) −0.13 TRAP · Normal quarter (cost −398,970) −0.21 FAILS · Fleet 20% down (cost +63,322) −1.88 FAILS</w:t>
       </w:r>
     </w:p>
     <w:p>
@@ -28488,7 +29625,67 @@
           <w:color w:val="4B5563"/>
           <w:sz w:val="18"/>
         </w:rPr>
-        <w:t>Why: the search cut trucks until the base case was just covered, so nothing is left for breakdowns. Ordering every 2 days alone is the robust win.</w:t>
+        <w:t>No spare trucks: with a fifth of the fleet in the workshop, 1,336 loads a quarter arrive late.</w:t>
+      </w:r>
+    </w:p>
+    <w:p>
+      <w:pPr>
+        <w:spacing w:after="20"/>
+        <w:ind w:left="283"/>
+      </w:pPr>
+      <w:r>
+        <w:rPr>
+          <w:b w:val="0"/>
+          <w:i w:val="0"/>
+          <w:color w:val="4B5563"/>
+          <w:sz w:val="18"/>
+        </w:rPr>
+        <w:t>THE FIX, IN THE REPO · Re-test every plan on all 3 scenarios · Order every 2 days: fill-rate drop vs today · 0.2 limit · Promo quarter (cost −142,008) −0.08 PASS · Normal quarter (cost −169,129) +0.01 PASS · Fleet 20% down (cost −200,926) +0.09 PASS</w:t>
+      </w:r>
+    </w:p>
+    <w:p>
+      <w:pPr>
+        <w:spacing w:after="20"/>
+        <w:ind w:left="283"/>
+      </w:pPr>
+      <w:r>
+        <w:rPr>
+          <w:b w:val="0"/>
+          <w:i w:val="0"/>
+          <w:color w:val="4B5563"/>
+          <w:sz w:val="18"/>
+        </w:rPr>
+        <w:t>The run re-tests the searched plan on every scenario, and only this change passes all three.</w:t>
+      </w:r>
+    </w:p>
+    <w:p>
+      <w:pPr>
+        <w:spacing w:after="20"/>
+        <w:ind w:left="283"/>
+      </w:pPr>
+      <w:r>
+        <w:rPr>
+          <w:b w:val="0"/>
+          <w:i w:val="0"/>
+          <w:color w:val="4B5563"/>
+          <w:sz w:val="18"/>
+        </w:rPr>
+        <w:t>PAYOFF · Order every 2 days, in all 3 scenarios: saves 142,008 to 200,926 a quarter, fill within the limit</w:t>
+      </w:r>
+    </w:p>
+    <w:p>
+      <w:pPr>
+        <w:spacing w:after="20"/>
+        <w:ind w:left="283"/>
+      </w:pPr>
+      <w:r>
+        <w:rPr>
+          <w:b w:val="0"/>
+          <w:i w:val="0"/>
+          <w:color w:val="4B5563"/>
+          <w:sz w:val="18"/>
+        </w:rPr>
+        <w:t>NEXT · The search still tunes on one scenario. Next: score a weighted mix that includes breakdowns.</w:t>
       </w:r>
     </w:p>
     <w:p>
@@ -28664,7 +29861,7 @@
                 <w:i w:val="0"/>
                 <w:sz w:val="15"/>
               </w:rPr>
-              <w:t>−0.13 · −407,200 cost · holds</w:t>
+              <w:t>Promo quarter · tuned on: −16.6% cost · −0.13 · TRAP</w:t>
             </w:r>
           </w:p>
         </w:tc>
@@ -28692,7 +29889,7 @@
                 <w:i w:val="0"/>
                 <w:sz w:val="15"/>
               </w:rPr>
-              <w:t xml:space="preserve"> · scenario=promo</w:t>
+              <w:t xml:space="preserve"> · scenario=promo: fill_diff_pts, cost_diff / baseline_cost, accepted</w:t>
             </w:r>
           </w:p>
         </w:tc>
@@ -28711,7 +29908,7 @@
                 <w:i w:val="0"/>
                 <w:sz w:val="15"/>
               </w:rPr>
-              <w:t>-</w:t>
+              <w:t>-407,200 / 2,458,347 x 100 = -16.6%</w:t>
             </w:r>
           </w:p>
         </w:tc>
@@ -28773,7 +29970,7 @@
                 <w:i w:val="0"/>
                 <w:sz w:val="15"/>
               </w:rPr>
-              <w:t>−0.21 · −398,970 cost · fails</w:t>
+              <w:t>Normal quarter · cost −398,970 · −0.21 · FAILS</w:t>
             </w:r>
           </w:p>
         </w:tc>
@@ -28883,7 +30080,7 @@
                 <w:i w:val="0"/>
                 <w:sz w:val="15"/>
               </w:rPr>
-              <w:t>−1.88 · +63,322 cost · 1,336 late loads · fails</w:t>
+              <w:t>Fleet 20% down · cost +63,322 · −1.88 · FAILS · 1,336 loads a quarter arrive late</w:t>
             </w:r>
           </w:p>
         </w:tc>
@@ -28930,7 +30127,7 @@
                 <w:i w:val="0"/>
                 <w:sz w:val="15"/>
               </w:rPr>
-              <w:t>late loads = final_late_loads (mean over 30 seeds) rounded</w:t>
+              <w:t>late loads = final_late_loads (mean over 30 hold-out seeds, one 91-day quarter) rounded</w:t>
             </w:r>
           </w:p>
         </w:tc>
@@ -28992,7 +30189,7 @@
                 <w:i w:val="0"/>
                 <w:sz w:val="15"/>
               </w:rPr>
-              <w:t>0.2-pt limit</w:t>
+              <w:t>0.2 limit / past 0.2 pts fails</w:t>
             </w:r>
           </w:p>
         </w:tc>
@@ -29013,7 +30210,7 @@
                 <w:i w:val="0"/>
                 <w:sz w:val="12"/>
               </w:rPr>
-              <w:t>src/supply_twin/harness.py:29</w:t>
+              <w:t>src/supply_twin/harness.py:29, :79-80</w:t>
             </w:r>
             <w:r>
               <w:rPr>
@@ -29021,7 +30218,7 @@
                 <w:i w:val="0"/>
                 <w:sz w:val="15"/>
               </w:rPr>
-              <w:t xml:space="preserve"> · FILL_NON_INFERIORITY = 0.002</w:t>
+              <w:t xml:space="preserve"> · FILL_NON_INFERIORITY = 0.002 on the lower bound of the fill change</w:t>
             </w:r>
           </w:p>
         </w:tc>
@@ -29102,7 +30299,7 @@
                 <w:i w:val="0"/>
                 <w:sz w:val="15"/>
               </w:rPr>
-              <w:t>Ordering every 2 days alone is the robust win.</w:t>
+              <w:t>Re-test every plan on all 3 scenarios · The run re-tests the searched plan on every scenario</w:t>
             </w:r>
           </w:p>
         </w:tc>
@@ -29122,6 +30319,116 @@
                 <w:i w:val="0"/>
                 <w:sz w:val="12"/>
               </w:rPr>
+              <w:t>src/supply_twin/cli.py:65-82 (cmd_evaluate), :157-181 (cmd_robustness), :219-222 (called after the search)</w:t>
+            </w:r>
+            <w:r>
+              <w:rPr>
+                <w:b w:val="0"/>
+                <w:i w:val="0"/>
+                <w:sz w:val="15"/>
+              </w:rPr>
+              <w:t xml:space="preserve"> · for ... in SCENARIOS.items(); cmd_robustness(...)</w:t>
+            </w:r>
+          </w:p>
+        </w:tc>
+        <w:tc>
+          <w:tcPr>
+            <w:tcW w:type="dxa" w:w="3061"/>
+          </w:tcPr>
+          <w:p>
+            <w:pPr>
+              <w:spacing w:after="0"/>
+            </w:pPr>
+            <w:r/>
+            <w:r>
+              <w:rPr>
+                <w:b w:val="0"/>
+                <w:i w:val="0"/>
+                <w:sz w:val="15"/>
+              </w:rPr>
+              <w:t>-</w:t>
+            </w:r>
+          </w:p>
+        </w:tc>
+        <w:tc>
+          <w:tcPr>
+            <w:tcW w:type="dxa" w:w="850"/>
+          </w:tcPr>
+          <w:p>
+            <w:pPr>
+              <w:spacing w:after="0"/>
+            </w:pPr>
+            <w:r/>
+            <w:r>
+              <w:rPr>
+                <w:b w:val="0"/>
+                <w:i w:val="0"/>
+                <w:sz w:val="15"/>
+              </w:rPr>
+              <w:t>✓</w:t>
+            </w:r>
+          </w:p>
+        </w:tc>
+      </w:tr>
+      <w:tr>
+        <w:tc>
+          <w:tcPr>
+            <w:tcW w:type="dxa" w:w="624"/>
+            <w:shd w:val="clear" w:color="auto" w:fill="F3F4F6"/>
+          </w:tcPr>
+          <w:p>
+            <w:pPr>
+              <w:spacing w:after="0"/>
+            </w:pPr>
+            <w:r/>
+            <w:r>
+              <w:rPr>
+                <w:rFonts w:ascii="JetBrains Mono" w:hAnsi="JetBrains Mono" w:eastAsia="JetBrains Mono"/>
+                <w:b w:val="0"/>
+                <w:i w:val="0"/>
+                <w:sz w:val="12"/>
+              </w:rPr>
+              <w:t>F-65</w:t>
+            </w:r>
+          </w:p>
+        </w:tc>
+        <w:tc>
+          <w:tcPr>
+            <w:tcW w:type="dxa" w:w="1928"/>
+            <w:shd w:val="clear" w:color="auto" w:fill="F3F4F6"/>
+          </w:tcPr>
+          <w:p>
+            <w:pPr>
+              <w:spacing w:after="0"/>
+            </w:pPr>
+            <w:r/>
+            <w:r>
+              <w:rPr>
+                <w:b w:val="0"/>
+                <w:i w:val="0"/>
+                <w:sz w:val="15"/>
+              </w:rPr>
+              <w:t>Promo quarter cost −142,008 −0.08 PASS · Normal quarter cost −169,129 +0.01 PASS · Fleet 20% down cost −200,926 +0.09 PASS</w:t>
+            </w:r>
+          </w:p>
+        </w:tc>
+        <w:tc>
+          <w:tcPr>
+            <w:tcW w:type="dxa" w:w="3402"/>
+            <w:shd w:val="clear" w:color="auto" w:fill="F3F4F6"/>
+          </w:tcPr>
+          <w:p>
+            <w:pPr>
+              <w:spacing w:after="0"/>
+            </w:pPr>
+            <w:r/>
+            <w:r>
+              <w:rPr>
+                <w:rFonts w:ascii="JetBrains Mono" w:hAnsi="JetBrains Mono" w:eastAsia="JetBrains Mono"/>
+                <w:b w:val="0"/>
+                <w:i w:val="0"/>
+                <w:sz w:val="12"/>
+              </w:rPr>
               <w:t>outputs/strategy_table.csv</w:t>
             </w:r>
             <w:r>
@@ -29130,7 +30437,335 @@
                 <w:i w:val="0"/>
                 <w:sz w:val="15"/>
               </w:rPr>
-              <w:t xml:space="preserve"> · strategy='order every 2 days', beats_current per scenario</w:t>
+              <w:t xml:space="preserve"> · strategy='order every 2 days', scenario in promo/base/fleet_outage: fill_vs_current_pts, cost_vs_current, beats_current</w:t>
+            </w:r>
+          </w:p>
+        </w:tc>
+        <w:tc>
+          <w:tcPr>
+            <w:tcW w:type="dxa" w:w="3061"/>
+            <w:shd w:val="clear" w:color="auto" w:fill="F3F4F6"/>
+          </w:tcPr>
+          <w:p>
+            <w:pPr>
+              <w:spacing w:after="0"/>
+            </w:pPr>
+            <w:r/>
+            <w:r>
+              <w:rPr>
+                <w:b w:val="0"/>
+                <w:i w:val="0"/>
+                <w:sz w:val="15"/>
+              </w:rPr>
+              <w:t>-</w:t>
+            </w:r>
+          </w:p>
+        </w:tc>
+        <w:tc>
+          <w:tcPr>
+            <w:tcW w:type="dxa" w:w="850"/>
+            <w:shd w:val="clear" w:color="auto" w:fill="F3F4F6"/>
+          </w:tcPr>
+          <w:p>
+            <w:pPr>
+              <w:spacing w:after="0"/>
+            </w:pPr>
+            <w:r/>
+            <w:r>
+              <w:rPr>
+                <w:b w:val="0"/>
+                <w:i w:val="0"/>
+                <w:sz w:val="15"/>
+              </w:rPr>
+              <w:t>✓</w:t>
+            </w:r>
+          </w:p>
+        </w:tc>
+      </w:tr>
+      <w:tr>
+        <w:tc>
+          <w:tcPr>
+            <w:tcW w:type="dxa" w:w="624"/>
+          </w:tcPr>
+          <w:p>
+            <w:pPr>
+              <w:spacing w:after="0"/>
+            </w:pPr>
+            <w:r/>
+            <w:r>
+              <w:rPr>
+                <w:rFonts w:ascii="JetBrains Mono" w:hAnsi="JetBrains Mono" w:eastAsia="JetBrains Mono"/>
+                <w:b w:val="0"/>
+                <w:i w:val="0"/>
+                <w:sz w:val="12"/>
+              </w:rPr>
+              <w:t>F-66</w:t>
+            </w:r>
+          </w:p>
+        </w:tc>
+        <w:tc>
+          <w:tcPr>
+            <w:tcW w:type="dxa" w:w="1928"/>
+          </w:tcPr>
+          <w:p>
+            <w:pPr>
+              <w:spacing w:after="0"/>
+            </w:pPr>
+            <w:r/>
+            <w:r>
+              <w:rPr>
+                <w:b w:val="0"/>
+                <w:i w:val="0"/>
+                <w:sz w:val="15"/>
+              </w:rPr>
+              <w:t>only this change passes all three</w:t>
+            </w:r>
+          </w:p>
+        </w:tc>
+        <w:tc>
+          <w:tcPr>
+            <w:tcW w:type="dxa" w:w="3402"/>
+          </w:tcPr>
+          <w:p>
+            <w:pPr>
+              <w:spacing w:after="0"/>
+            </w:pPr>
+            <w:r/>
+            <w:r>
+              <w:rPr>
+                <w:rFonts w:ascii="JetBrains Mono" w:hAnsi="JetBrains Mono" w:eastAsia="JetBrains Mono"/>
+                <w:b w:val="0"/>
+                <w:i w:val="0"/>
+                <w:sz w:val="12"/>
+              </w:rPr>
+              <w:t>outputs/strategy_table.csv</w:t>
+            </w:r>
+            <w:r>
+              <w:rPr>
+                <w:b w:val="0"/>
+                <w:i w:val="0"/>
+                <w:sz w:val="15"/>
+              </w:rPr>
+              <w:t xml:space="preserve"> · beats_current per strategy across the 3 scenarios</w:t>
+            </w:r>
+          </w:p>
+        </w:tc>
+        <w:tc>
+          <w:tcPr>
+            <w:tcW w:type="dxa" w:w="3061"/>
+          </w:tcPr>
+          <w:p>
+            <w:pPr>
+              <w:spacing w:after="0"/>
+            </w:pPr>
+            <w:r/>
+            <w:r>
+              <w:rPr>
+                <w:b w:val="0"/>
+                <w:i w:val="0"/>
+                <w:sz w:val="15"/>
+              </w:rPr>
+              <w:t>strategies with beats_current in every scenario = {order every 2 days}</w:t>
+            </w:r>
+          </w:p>
+        </w:tc>
+        <w:tc>
+          <w:tcPr>
+            <w:tcW w:type="dxa" w:w="850"/>
+          </w:tcPr>
+          <w:p>
+            <w:pPr>
+              <w:spacing w:after="0"/>
+            </w:pPr>
+            <w:r/>
+            <w:r>
+              <w:rPr>
+                <w:b w:val="0"/>
+                <w:i w:val="0"/>
+                <w:sz w:val="15"/>
+              </w:rPr>
+              <w:t>✓</w:t>
+            </w:r>
+          </w:p>
+        </w:tc>
+      </w:tr>
+      <w:tr>
+        <w:tc>
+          <w:tcPr>
+            <w:tcW w:type="dxa" w:w="624"/>
+            <w:shd w:val="clear" w:color="auto" w:fill="F3F4F6"/>
+          </w:tcPr>
+          <w:p>
+            <w:pPr>
+              <w:spacing w:after="0"/>
+            </w:pPr>
+            <w:r/>
+            <w:r>
+              <w:rPr>
+                <w:rFonts w:ascii="JetBrains Mono" w:hAnsi="JetBrains Mono" w:eastAsia="JetBrains Mono"/>
+                <w:b w:val="0"/>
+                <w:i w:val="0"/>
+                <w:sz w:val="12"/>
+              </w:rPr>
+              <w:t>F-67</w:t>
+            </w:r>
+          </w:p>
+        </w:tc>
+        <w:tc>
+          <w:tcPr>
+            <w:tcW w:type="dxa" w:w="1928"/>
+            <w:shd w:val="clear" w:color="auto" w:fill="F3F4F6"/>
+          </w:tcPr>
+          <w:p>
+            <w:pPr>
+              <w:spacing w:after="0"/>
+            </w:pPr>
+            <w:r/>
+            <w:r>
+              <w:rPr>
+                <w:b w:val="0"/>
+                <w:i w:val="0"/>
+                <w:sz w:val="15"/>
+              </w:rPr>
+              <w:t>saves 142,008 to 200,926 a quarter, fill within the limit</w:t>
+            </w:r>
+          </w:p>
+        </w:tc>
+        <w:tc>
+          <w:tcPr>
+            <w:tcW w:type="dxa" w:w="3402"/>
+            <w:shd w:val="clear" w:color="auto" w:fill="F3F4F6"/>
+          </w:tcPr>
+          <w:p>
+            <w:pPr>
+              <w:spacing w:after="0"/>
+            </w:pPr>
+            <w:r/>
+            <w:r>
+              <w:rPr>
+                <w:rFonts w:ascii="JetBrains Mono" w:hAnsi="JetBrains Mono" w:eastAsia="JetBrains Mono"/>
+                <w:b w:val="0"/>
+                <w:i w:val="0"/>
+                <w:sz w:val="12"/>
+              </w:rPr>
+              <w:t>outputs/strategy_table.csv</w:t>
+            </w:r>
+            <w:r>
+              <w:rPr>
+                <w:b w:val="0"/>
+                <w:i w:val="0"/>
+                <w:sz w:val="15"/>
+              </w:rPr>
+              <w:t xml:space="preserve"> · strategy='order every 2 days': cost_vs_current min/max; beats_current all</w:t>
+            </w:r>
+          </w:p>
+        </w:tc>
+        <w:tc>
+          <w:tcPr>
+            <w:tcW w:type="dxa" w:w="3061"/>
+            <w:shd w:val="clear" w:color="auto" w:fill="F3F4F6"/>
+          </w:tcPr>
+          <w:p>
+            <w:pPr>
+              <w:spacing w:after="0"/>
+            </w:pPr>
+            <w:r/>
+            <w:r>
+              <w:rPr>
+                <w:b w:val="0"/>
+                <w:i w:val="0"/>
+                <w:sz w:val="15"/>
+              </w:rPr>
+              <w:t>-max(cost_vs_current) .. -min(cost_vs_current)</w:t>
+            </w:r>
+          </w:p>
+        </w:tc>
+        <w:tc>
+          <w:tcPr>
+            <w:tcW w:type="dxa" w:w="850"/>
+            <w:shd w:val="clear" w:color="auto" w:fill="F3F4F6"/>
+          </w:tcPr>
+          <w:p>
+            <w:pPr>
+              <w:spacing w:after="0"/>
+            </w:pPr>
+            <w:r/>
+            <w:r>
+              <w:rPr>
+                <w:b w:val="0"/>
+                <w:i w:val="0"/>
+                <w:sz w:val="15"/>
+              </w:rPr>
+              <w:t>✓</w:t>
+            </w:r>
+          </w:p>
+        </w:tc>
+      </w:tr>
+      <w:tr>
+        <w:tc>
+          <w:tcPr>
+            <w:tcW w:type="dxa" w:w="624"/>
+          </w:tcPr>
+          <w:p>
+            <w:pPr>
+              <w:spacing w:after="0"/>
+            </w:pPr>
+            <w:r/>
+            <w:r>
+              <w:rPr>
+                <w:rFonts w:ascii="JetBrains Mono" w:hAnsi="JetBrains Mono" w:eastAsia="JetBrains Mono"/>
+                <w:b w:val="0"/>
+                <w:i w:val="0"/>
+                <w:sz w:val="12"/>
+              </w:rPr>
+              <w:t>F-68</w:t>
+            </w:r>
+          </w:p>
+        </w:tc>
+        <w:tc>
+          <w:tcPr>
+            <w:tcW w:type="dxa" w:w="1928"/>
+          </w:tcPr>
+          <w:p>
+            <w:pPr>
+              <w:spacing w:after="0"/>
+            </w:pPr>
+            <w:r/>
+            <w:r>
+              <w:rPr>
+                <w:b w:val="0"/>
+                <w:i w:val="0"/>
+                <w:sz w:val="15"/>
+              </w:rPr>
+              <w:t>The search still tunes on one scenario. Next: score a weighted mix that includes breakdowns.</w:t>
+            </w:r>
+          </w:p>
+        </w:tc>
+        <w:tc>
+          <w:tcPr>
+            <w:tcW w:type="dxa" w:w="3402"/>
+          </w:tcPr>
+          <w:p>
+            <w:pPr>
+              <w:spacing w:after="0"/>
+            </w:pPr>
+            <w:r/>
+            <w:r>
+              <w:rPr>
+                <w:rFonts w:ascii="JetBrains Mono" w:hAnsi="JetBrains Mono" w:eastAsia="JetBrains Mono"/>
+                <w:b w:val="0"/>
+                <w:i w:val="0"/>
+                <w:sz w:val="12"/>
+              </w:rPr>
+              <w:t>README 'Known limitations' (first bullet) and 'Insights and learning'</w:t>
+            </w:r>
+            <w:r>
+              <w:rPr>
+                <w:b w:val="0"/>
+                <w:i w:val="0"/>
+                <w:sz w:val="15"/>
+              </w:rPr>
+              <w:t xml:space="preserve"> · 'search against a weighted mix of scenarios'; 'neither is implemented'</w:t>
             </w:r>
           </w:p>
         </w:tc>
@@ -29183,10 +30818,21 @@
       <w:r>
         <w:rPr>
           <w:b w:val="0"/>
+          <w:i/>
+          <w:color w:val="4B5563"/>
+          <w:sz w:val="17"/>
+        </w:rPr>
+        <w:t>F-61 note: The gate rule itself is unit-tested (tests/test_harness.py::test_acceptance_rule_on_known_cases); cmd_robustness has no unit test of its own, it is exercised by make run, which wrote the robustness CSV.</w:t>
+      </w:r>
+    </w:p>
+    <w:p>
+      <w:r>
+        <w:rPr>
+          <w:b w:val="0"/>
           <w:i w:val="0"/>
           <w:sz w:val="18"/>
         </w:rPr>
-        <w:t>Assumptions: A-03, A-04, A-06</w:t>
+        <w:t>Assumptions: A-02, A-03, A-04, A-05, A-06</w:t>
       </w:r>
     </w:p>
     <w:p>
@@ -29213,7 +30859,49 @@
           <w:i w:val="0"/>
           <w:sz w:val="18"/>
         </w:rPr>
-        <w:t>• Bar lengths: 1,000 px track = 2.0 points of fill loss; the dashed line is the 0.2-point limit.</w:t>
+        <w:t>• Bars in both panels share one scale: 240 px = a 2.0-point fill drop (120 px per point); a gain (+0.01, +0.09) draws no bar. The amber tick in every track is the 0.2-point limit.</w:t>
+      </w:r>
+    </w:p>
+    <w:p>
+      <w:pPr>
+        <w:spacing w:after="20"/>
+        <w:ind w:left="283"/>
+      </w:pPr>
+      <w:r>
+        <w:rPr>
+          <w:b w:val="0"/>
+          <w:i w:val="0"/>
+          <w:sz w:val="18"/>
+        </w:rPr>
+        <w:t>• Colour meaning: the searched plan's bars are neutral grey; coral marks only the TRAP label (the quarter it was tuned on, where it looks best); the fix panel, its bars and PASS chips are mint.</w:t>
+      </w:r>
+    </w:p>
+    <w:p>
+      <w:pPr>
+        <w:spacing w:after="20"/>
+        <w:ind w:left="283"/>
+      </w:pPr>
+      <w:r>
+        <w:rPr>
+          <w:b w:val="0"/>
+          <w:i w:val="0"/>
+          <w:sz w:val="18"/>
+        </w:rPr>
+        <w:t>• The left panel uses the 30 hold-out seeds (5000-5029, robustness CSV); the right panel uses the 30 evaluation seeds (1000-1029, strategy table). Neither set was seen by the search (seeds 0-19).</w:t>
+      </w:r>
+    </w:p>
+    <w:p>
+      <w:pPr>
+        <w:spacing w:after="20"/>
+        <w:ind w:left="283"/>
+      </w:pPr>
+      <w:r>
+        <w:rPr>
+          <w:b w:val="0"/>
+          <w:i w:val="0"/>
+          <w:sz w:val="18"/>
+        </w:rPr>
+        <w:t>• NEXT is the README's own stated fix for its biggest gap; it is not implemented.</w:t>
       </w:r>
     </w:p>
     <w:p>
@@ -29223,7 +30911,7 @@
           <w:i w:val="0"/>
           <w:sz w:val="18"/>
         </w:rPr>
-        <w:t>To change this slide: Rows #twist-r1..r3 (bar widths are inline styles) in compositions/s06-twist.html.</w:t>
+        <w:t>To change this slide: Panels #twist-left / #twist-right (bar widths are inline styles on #twist-lb1..3 and #twist-rb1..3), #twist-payoff and #twist-next in compositions/s06-twist.html.</w:t>
       </w:r>
     </w:p>
     <w:p>
@@ -29247,7 +30935,7 @@
           <w:color w:val="4B5563"/>
           <w:sz w:val="18"/>
         </w:rPr>
-        <w:t xml:space="preserve">86.2-90.6 s · composition </w:t>
+        <w:t xml:space="preserve">88.4-92.8 s · composition </w:t>
       </w:r>
       <w:r>
         <w:rPr>
@@ -29388,6 +31076,21 @@
     </w:p>
     <w:p>
       <w:pPr>
+        <w:spacing w:after="20"/>
+        <w:ind w:left="283"/>
+      </w:pPr>
+      <w:r>
+        <w:rPr>
+          <w:b w:val="0"/>
+          <w:i w:val="0"/>
+          <w:color w:val="4B5563"/>
+          <w:sz w:val="18"/>
+        </w:rPr>
+        <w:t>One command rebuilds every table the numbers in this video come from.</w:t>
+      </w:r>
+    </w:p>
+    <w:p>
+      <w:pPr>
         <w:spacing w:after="40"/>
       </w:pPr>
       <w:r>
@@ -30613,7 +32316,7 @@
                 <w:i w:val="0"/>
                 <w:sz w:val="15"/>
               </w:rPr>
-              <w:t>F-14, F-15, F-16, F-31, F-36, F-37, F-39, F-46, F-47, F-48</w:t>
+              <w:t>F-14, F-15, F-16, F-31, F-36, F-37, F-39, F-46, F-47, F-48, F-65, F-66, F-67</w:t>
             </w:r>
           </w:p>
         </w:tc>
@@ -30633,7 +32336,7 @@
                 <w:i w:val="0"/>
                 <w:sz w:val="15"/>
               </w:rPr>
-              <w:t>04, 05, 06, 07</w:t>
+              <w:t>04, 05, 06, 07, 09</w:t>
             </w:r>
           </w:p>
         </w:tc>
@@ -30714,7 +32417,7 @@
                 <w:i w:val="0"/>
                 <w:sz w:val="15"/>
               </w:rPr>
-              <w:t>F-31, F-36, F-37, F-46, F-47, F-57, F-58, F-59, F-60</w:t>
+              <w:t>F-31, F-36, F-37, F-46, F-47, F-57, F-58, F-59, F-60, F-65, F-66, F-67</w:t>
             </w:r>
           </w:p>
         </w:tc>
@@ -31015,7 +32718,7 @@
                 <w:i w:val="0"/>
                 <w:sz w:val="15"/>
               </w:rPr>
-              <w:t>F-09, F-26, F-35, F-59</w:t>
+              <w:t>F-09, F-26, F-35, F-59, F-61, F-65, F-66</w:t>
             </w:r>
           </w:p>
         </w:tc>
@@ -31607,6 +33310,34 @@
           <w:sz w:val="19"/>
         </w:rPr>
         <w:t>• Slide 01 statements are general retail-planning knowledge (A-10).</w:t>
+      </w:r>
+    </w:p>
+    <w:p>
+      <w:pPr>
+        <w:spacing w:after="40"/>
+        <w:ind w:left="227"/>
+      </w:pPr>
+      <w:r>
+        <w:rPr>
+          <w:b w:val="0"/>
+          <w:i w:val="0"/>
+          <w:sz w:val="19"/>
+        </w:rPr>
+        <w:t>• Slide 09's fix is the re-test and the per-scenario scorecard the repo runs; the search itself still optimises one scenario at a time, so a plan that holds under breakdowns is found by the evaluation table, not by the search (README 'Known limitations'). The left panel (hold-out seeds 5000-5029) and right panel (evaluation seeds 1000-1029) use different seed sets.</w:t>
+      </w:r>
+    </w:p>
+    <w:p>
+      <w:pPr>
+        <w:spacing w:after="40"/>
+        <w:ind w:left="227"/>
+      </w:pPr>
+      <w:r>
+        <w:rPr>
+          <w:b w:val="0"/>
+          <w:i w:val="0"/>
+          <w:sz w:val="19"/>
+        </w:rPr>
+        <w:t>• Slide 09 drops the README's other 'what didn't win' items, which the README still reports: the high-service policy has the best fill rate and loses 156,497 (also on slide 07), and the language-model proposer has no live measurement (it timed out on the author's machine).</w:t>
       </w:r>
     </w:p>
     <w:p>
